--- a/assets/logistics-email-2026-06-04.docx
+++ b/assets/logistics-email-2026-06-04.docx
@@ -11,29 +11,7 @@
           <w:b/>
           <w:sz w:val="56"/>
         </w:rPr>
-        <w:t>Week 1 Logistics Email</w:t>
-      </w:r>
-    </w:p>
-    <w:p>
-      <w:pPr>
-        <w:jc w:val="center"/>
-      </w:pPr>
-      <w:r>
-        <w:rPr>
-          <w:sz w:val="28"/>
-        </w:rPr>
-        <w:t>Anthropic Enablement Team</w:t>
-      </w:r>
-    </w:p>
-    <w:p>
-      <w:pPr>
-        <w:jc w:val="center"/>
-      </w:pPr>
-      <w:r>
-        <w:rPr>
-          <w:sz w:val="24"/>
-        </w:rPr>
-        <w:t>June 13, 2026</w:t>
+        <w:t>Logistics Email 2026 06 04</w:t>
       </w:r>
     </w:p>
     <w:p>
@@ -66,7 +44,7 @@
         <w:rPr>
           <w:sz w:val="22"/>
         </w:rPr>
-        <w:t xml:space="preserve"> Anthropic Deep Competency Program — Week 1 Logistics (NYC, Jun 15-19)</w:t>
+        <w:t xml:space="preserve"> Anthropic Deep Competency Program — Week 1 Logistics (NYC, Jun 22-26)</w:t>
       </w:r>
     </w:p>
     <w:p>
@@ -86,7 +64,7 @@
         <w:rPr>
           <w:sz w:val="22"/>
         </w:rPr>
-        <w:t xml:space="preserve"> Friday, June 13</w:t>
+        <w:t xml:space="preserve"> Friday, June 20</w:t>
       </w:r>
     </w:p>
     <w:p>
@@ -342,7 +320,7 @@
           </w:tcPr>
           <w:p>
             <w:r>
-              <w:t>Jun 15</w:t>
+              <w:t>Jun 22</w:t>
             </w:r>
           </w:p>
         </w:tc>
@@ -394,7 +372,7 @@
           </w:tcPr>
           <w:p>
             <w:r>
-              <w:t>Jun 16</w:t>
+              <w:t>Jun 23</w:t>
             </w:r>
           </w:p>
         </w:tc>
@@ -446,7 +424,7 @@
           </w:tcPr>
           <w:p>
             <w:r>
-              <w:t>Jun 17</w:t>
+              <w:t>Jun 24</w:t>
             </w:r>
           </w:p>
         </w:tc>
@@ -498,7 +476,7 @@
           </w:tcPr>
           <w:p>
             <w:r>
-              <w:t>Jun 18</w:t>
+              <w:t>Jun 25</w:t>
             </w:r>
           </w:p>
         </w:tc>
@@ -550,7 +528,7 @@
           </w:tcPr>
           <w:p>
             <w:r>
-              <w:t>Jun 19</w:t>
+              <w:t>Jun 26</w:t>
             </w:r>
           </w:p>
         </w:tc>
@@ -716,7 +694,7 @@
           <w:b/>
           <w:sz w:val="22"/>
         </w:rPr>
-        <w:t>end of day Saturday, June 14</w:t>
+        <w:t>end of day Saturday, June 21</w:t>
       </w:r>
       <w:r>
         <w:rPr>
@@ -942,7 +920,7 @@
         <w:rPr>
           <w:sz w:val="22"/>
         </w:rPr>
-        <w:t xml:space="preserve"> Sunday, June 14 (afternoon)</w:t>
+        <w:t xml:space="preserve"> Sunday, June 21 (afternoon)</w:t>
       </w:r>
     </w:p>
     <w:p>
@@ -962,7 +940,7 @@
         <w:rPr>
           <w:sz w:val="22"/>
         </w:rPr>
-        <w:t xml:space="preserve"> Friday, June 19 or Saturday, June 20</w:t>
+        <w:t xml:space="preserve"> Friday, June 26 or Saturday, June 27</w:t>
       </w:r>
     </w:p>
     <w:p>
@@ -1192,7 +1170,7 @@
         <w:rPr>
           <w:sz w:val="22"/>
         </w:rPr>
-        <w:t>Week 2 (Jun 22-26) is fully virtual. You'll receive a separate logistics email with video call links and the build track schedule on Thursday, June 19 (Day 4).</w:t>
+        <w:t>Week 2 (Jun 29 – Jul 3) is fully virtual. You'll receive a separate logistics email with video call links and the AI-Native Build Track schedule on Thursday, June 25 (Day 4).</w:t>
       </w:r>
     </w:p>
     <w:p>
